--- a/camila-sartori/calendario-fonte/calendario-whatsapp-agosto.docx
+++ b/camila-sartori/calendario-fonte/calendario-whatsapp-agosto.docx
@@ -550,7 +550,7 @@
                 <w:i w:val="0"/>
                 <w:sz w:val="19"/>
               </w:rPr>
-              <w:t>Repostar o carrossel de 07/08, com a mesma arte e legenda do Instagram: "Marca SIM ou NÃO. Se bater 3 ou mais, isso também é sobre você."</w:t>
+              <w:t>Repostar o carrossel de 07/08, com a mesma arte e legenda do Instagram: "Ela terminou o projeto duas semanas antes do prazo. Revisado três vezes. E mesmo assim, não conseguiu comemorar."</w:t>
             </w:r>
           </w:p>
         </w:tc>
@@ -1640,7 +1640,7 @@
                 <w:i w:val="0"/>
                 <w:sz w:val="19"/>
               </w:rPr>
-              <w:t>Repostar o carrossel de 21/08, com a mesma arte e legenda do Instagram: "Marca SIM ou NÃO. Se bater 3 ou mais, talvez você repita mais do que imagina."</w:t>
+              <w:t>Repostar o carrossel de 21/08, com a mesma arte e legenda do Instagram: "Era o terceiro relacionamento em dois anos que terminava do mesmo jeito. Cenário diferente, pessoa diferente, final idêntico."</w:t>
             </w:r>
           </w:p>
         </w:tc>

--- a/camila-sartori/calendario-fonte/calendario-whatsapp-agosto.docx
+++ b/camila-sartori/calendario-fonte/calendario-whatsapp-agosto.docx
@@ -337,7 +337,7 @@
                 <w:i w:val="0"/>
                 <w:sz w:val="19"/>
               </w:rPr>
-              <w:t>Mulheres, vocês já perceberam que às vezes adiam algo importante sem entender bem o motivo? Pois é, pode não ser preguiça. Eu me aprofundo nessa temática no post de hoje, no link abaixo 👇🏻</w:t>
+              <w:t>Donas de si, vocês já perceberam que às vezes adiam algo importante sem entender bem o motivo? Pois é, pode não ser preguiça. Eu me aprofundo nessa temática no post de hoje, no link abaixo 👇🏻</w:t>
             </w:r>
           </w:p>
           <w:p>
@@ -518,7 +518,7 @@
                 <w:i w:val="0"/>
                 <w:sz w:val="19"/>
               </w:rPr>
-              <w:t>Mulheres, mesmo fazendo tudo certo, vocês ainda sentem que não foi suficiente? Eu preparei um carrossel especial sobre isso, no post de hoje, no link abaixo 👇🏻</w:t>
+              <w:t>Donas de si, mesmo fazendo tudo certo, vocês ainda sentem que não foi suficiente? Eu preparei um carrossel especial sobre isso, no post de hoje, no link abaixo 👇🏻</w:t>
             </w:r>
           </w:p>
           <w:p>
@@ -882,7 +882,7 @@
                 <w:i w:val="0"/>
                 <w:sz w:val="19"/>
               </w:rPr>
-              <w:t>Mulheres, ciúme demais também pode ser insegurança, não amor grande. Eu me aprofundo nessa temática no post de hoje, no link abaixo 👇🏻</w:t>
+              <w:t>Donas de si, ciúme demais também pode ser insegurança, não amor grande. Eu me aprofundo nessa temática no post de hoje, no link abaixo 👇🏻</w:t>
             </w:r>
           </w:p>
           <w:p>
@@ -1063,7 +1063,7 @@
                 <w:i w:val="0"/>
                 <w:sz w:val="19"/>
               </w:rPr>
-              <w:t>Mulheres, vocês conseguem listar rápido o que fizeram de errado essa semana, mas travam para lembrar do que fizeram bem? Eu trago o caso da Maria no post de hoje, no link abaixo 👇🏻</w:t>
+              <w:t>Donas de si, vocês conseguem listar rápido o que fizeram de errado essa semana, mas travam para lembrar do que fizeram bem? Eu trago o caso da Maria no post de hoje, no link abaixo 👇🏻</w:t>
             </w:r>
           </w:p>
           <w:p>
@@ -1427,7 +1427,7 @@
                 <w:i w:val="0"/>
                 <w:sz w:val="19"/>
               </w:rPr>
-              <w:t>Mulheres, vocês se reprimem para não incomodar? Isso pode ter um nome, e eu me aprofundo nesse tema no post de hoje, no link abaixo 👇🏻</w:t>
+              <w:t>Donas de si, vocês se reprimem para não incomodar? Isso pode ter um nome, e eu me aprofundo nesse tema no post de hoje, no link abaixo 👇🏻</w:t>
             </w:r>
           </w:p>
           <w:p>
@@ -1608,7 +1608,7 @@
                 <w:i w:val="0"/>
                 <w:sz w:val="19"/>
               </w:rPr>
-              <w:t>Mulheres, os seus últimos relacionamentos parecem versões diferentes do mesmo problema? Preparei um carrossel sobre isso, no post de hoje, no link abaixo 👇🏻</w:t>
+              <w:t>Donas de si, os seus últimos relacionamentos parecem versões diferentes do mesmo problema? Preparei um carrossel sobre isso, no post de hoje, no link abaixo 👇🏻</w:t>
             </w:r>
           </w:p>
           <w:p>
@@ -1974,7 +1974,7 @@
                 <w:i w:val="0"/>
                 <w:sz w:val="19"/>
               </w:rPr>
-              <w:t>Mulheres, vocês estão na lista de prioridades de todo mundo, menos na própria? Eu me aprofundo nesse tema no post de hoje, no link abaixo 👇🏻</w:t>
+              <w:t>Donas de si, vocês estão na lista de prioridades de todo mundo, menos na própria? Eu me aprofundo nesse tema no post de hoje, no link abaixo 👇🏻</w:t>
             </w:r>
           </w:p>
           <w:p>
@@ -2155,7 +2155,7 @@
                 <w:i w:val="0"/>
                 <w:sz w:val="19"/>
               </w:rPr>
-              <w:t>Mulheres, fechando o mês: um padrão que eu escuto sempre no consultório é colocar todo mundo em primeiro lugar e ficar por último na própria vida. Eu falo mais sobre isso no post de hoje, no link abaixo 👇🏻</w:t>
+              <w:t>Donas de si, fechando o mês: um padrão que eu escuto sempre no consultório é colocar todo mundo em primeiro lugar e ficar por último na própria vida. Eu falo mais sobre isso no post de hoje, no link abaixo 👇🏻</w:t>
             </w:r>
           </w:p>
           <w:p>
@@ -2188,29 +2188,6 @@
                 <w:sz w:val="19"/>
               </w:rPr>
               <w:t>Repostar o reel de 28/08, com o mesmo vídeo e legenda do Instagram: "Um padrão que eu escuto sempre no consultório: colocar todo mundo como prioridade e se colocar no último lugar, ou em nenhum lugar, na própria vida."</w:t>
-            </w:r>
-          </w:p>
-          <w:p>
-            <w:pPr>
-              <w:spacing w:after="100"/>
-            </w:pPr>
-            <w:r>
-              <w:rPr>
-                <w:b/>
-                <w:i/>
-                <w:color w:val="9C1256"/>
-                <w:sz w:val="17"/>
-              </w:rPr>
-              <w:t xml:space="preserve">📌  Observação: </w:t>
-            </w:r>
-            <w:r>
-              <w:rPr>
-                <w:b w:val="0"/>
-                <w:i/>
-                <w:color w:val="9C1256"/>
-                <w:sz w:val="17"/>
-              </w:rPr>
-              <w:t>PENDENTE: definir com a Camila um termo específico para chamar as pessoas do grupo. Por enquanto, usar apenas "mulheres"/"mulher".</w:t>
             </w:r>
           </w:p>
         </w:tc>
